--- a/Karta_projektu.docx
+++ b/Karta_projektu.docx
@@ -632,152 +632,15 @@
               <w:pStyle w:val="Normal"/>
               <w:widowControl/>
               <w:suppressAutoHyphens w:val="true"/>
-              <w:spacing w:lineRule="auto" w:line="240" w:before="0" w:after="0"/>
-              <w:jc w:val="left"/>
-              <w:rPr>
-                <w:i/>
-              </w:rPr>
-            </w:pPr>
-            <w:r>
-              <w:rPr>
-                <w:rFonts w:eastAsia="Calibri" w:cs=""/>
-                <w:i/>
-                <w:kern w:val="0"/>
-                <w:sz w:val="22"/>
-                <w:szCs w:val="22"/>
-                <w:lang w:val="pl-PL" w:eastAsia="en-US" w:bidi="ar-SA"/>
-              </w:rPr>
-              <w:t>Dokumentacja.pdf</w:t>
-              <w:br/>
-              <w:t>ReadMe.md</w:t>
-              <w:br/>
-              <w:t>container things.zip</w:t>
-            </w:r>
-          </w:p>
-          <w:p>
-            <w:pPr>
-              <w:pStyle w:val="Normal"/>
-              <w:widowControl/>
-              <w:suppressAutoHyphens w:val="true"/>
-              <w:spacing w:lineRule="auto" w:line="240" w:before="0" w:after="0"/>
-              <w:jc w:val="left"/>
-              <w:rPr>
-                <w:i/>
-              </w:rPr>
-            </w:pPr>
-            <w:r>
-              <w:rPr>
-                <w:rFonts w:eastAsia="Calibri" w:cs=""/>
-                <w:i/>
-                <w:kern w:val="0"/>
-                <w:sz w:val="22"/>
-                <w:szCs w:val="22"/>
-                <w:lang w:val="pl-PL" w:eastAsia="en-US" w:bidi="ar-SA"/>
-              </w:rPr>
-              <w:t>TempMonitor.apk</w:t>
-            </w:r>
-          </w:p>
-          <w:p>
-            <w:pPr>
-              <w:pStyle w:val="Normal"/>
-              <w:widowControl/>
-              <w:suppressAutoHyphens w:val="true"/>
-              <w:spacing w:lineRule="auto" w:line="240" w:before="0" w:after="0"/>
-              <w:jc w:val="left"/>
-              <w:rPr>
-                <w:i/>
-              </w:rPr>
-            </w:pPr>
-            <w:r>
-              <w:rPr>
-                <w:rFonts w:eastAsia="Calibri" w:cs=""/>
-                <w:i/>
-                <w:kern w:val="0"/>
-                <w:sz w:val="22"/>
-                <w:szCs w:val="22"/>
-                <w:lang w:val="pl-PL" w:eastAsia="en-US" w:bidi="ar-SA"/>
-              </w:rPr>
-              <w:t>TempMonitor.zip</w:t>
-            </w:r>
-          </w:p>
-          <w:p>
-            <w:pPr>
-              <w:pStyle w:val="Normal"/>
-              <w:widowControl/>
-              <w:suppressAutoHyphens w:val="true"/>
-              <w:spacing w:lineRule="auto" w:line="240" w:before="0" w:after="0"/>
-              <w:jc w:val="left"/>
-              <w:rPr>
-                <w:i/>
-              </w:rPr>
-            </w:pPr>
-            <w:r>
-              <w:rPr>
-                <w:rFonts w:eastAsia="Calibri" w:cs=""/>
-                <w:i/>
-                <w:kern w:val="0"/>
-                <w:sz w:val="22"/>
-                <w:szCs w:val="22"/>
-                <w:lang w:val="pl-PL" w:eastAsia="en-US" w:bidi="ar-SA"/>
-              </w:rPr>
-              <w:t>WykresG.gan</w:t>
-            </w:r>
-          </w:p>
-          <w:p>
-            <w:pPr>
-              <w:pStyle w:val="Normal"/>
-              <w:widowControl/>
-              <w:suppressAutoHyphens w:val="true"/>
-              <w:spacing w:lineRule="auto" w:line="240" w:before="0" w:after="0"/>
-              <w:jc w:val="left"/>
-              <w:rPr>
-                <w:i/>
-              </w:rPr>
-            </w:pPr>
-            <w:r>
-              <w:rPr>
-                <w:rFonts w:eastAsia="Calibri" w:cs=""/>
-                <w:i/>
-                <w:kern w:val="0"/>
-                <w:sz w:val="22"/>
-                <w:szCs w:val="22"/>
-                <w:lang w:val="pl-PL" w:eastAsia="en-US" w:bidi="ar-SA"/>
-              </w:rPr>
-              <w:t>Prezentacja.PPTX</w:t>
-            </w:r>
-          </w:p>
-          <w:p>
-            <w:pPr>
-              <w:pStyle w:val="Normal"/>
-              <w:widowControl/>
-              <w:suppressAutoHyphens w:val="true"/>
-              <w:spacing w:lineRule="auto" w:line="240" w:before="0" w:after="0"/>
-              <w:jc w:val="left"/>
-              <w:rPr>
-                <w:i/>
-              </w:rPr>
-            </w:pPr>
-            <w:r>
-              <w:rPr>
-                <w:i/>
-              </w:rPr>
-            </w:r>
-          </w:p>
-          <w:p>
-            <w:pPr>
-              <w:pStyle w:val="Normal"/>
-              <w:widowControl/>
-              <w:suppressAutoHyphens w:val="true"/>
-              <w:spacing w:lineRule="auto" w:line="240" w:before="0" w:after="0"/>
-              <w:jc w:val="left"/>
-              <w:rPr>
-                <w:i/>
-              </w:rPr>
-            </w:pPr>
-            <w:r>
-              <w:rPr>
-                <w:i/>
-              </w:rPr>
+              <w:spacing w:lineRule="auto" w:line="240" w:before="0" w:after="283"/>
+              <w:jc w:val="left"/>
+              <w:rPr>
+                <w:i/>
+              </w:rPr>
+            </w:pPr>
+            <w:r>
+              <w:rPr/>
+              <w:t>Karta_projektu.docx, README.md, System Monitorowania Temperatury w Architekturze Mikroserwisowej - Franciszek Dębski, Patryk Wilk, Krystian Zając.pdf, TempMonitor.apk, TempMonitor.zip, docker-compose.yml, instrukcja instalacji.txt, komendy.PNG, projekt69.zip, Plytka.epro2, Plytka.png, Plytka3D.png, esp32.ino, WykresG.gan, WykresG.png, Abstrakt.tex, Bibliografia.bib, licencja.txt, main.aux, main.bbl, main.bbl-SAVE-ERROR, main.bcf, main.blg, main.fdb_latexmk, main.fls, main.lof, main.log, main.lol, main.lot, main.out, main.pdf, main.run.xml, main.synctex.gz, main.tex, main.toc, Netografia.bib, Oswiadczenie.tex, Podsumowanie.tex, readme.md, Rozdzial1.tex, Rozdzial2.tex, Rozdzial3.tex, Rozdzial4.tex, Rozdzial5.tex, start_w_Dockert.bat, Stronatytulowa.tex, Wstep.tex, app.png, esp32.png, gantt.png, oswiadczenie.png, pcb2d.png, pcb3d.png, schemat.png, uml.png, web.png</w:t>
             </w:r>
           </w:p>
         </w:tc>
@@ -1675,29 +1538,7 @@
                 <w:szCs w:val="22"/>
                 <w:lang w:val="pl-PL" w:eastAsia="en-US" w:bidi="ar-SA"/>
               </w:rPr>
-              <w:t>Dbałość o dobry odczyt danych i komunikację systemu ESP</w:t>
-            </w:r>
-            <w:r>
-              <w:rPr>
-                <w:rFonts w:eastAsia="Calibri" w:cs=""/>
-                <w:i/>
-                <w:kern w:val="0"/>
-                <w:sz w:val="22"/>
-                <w:szCs w:val="22"/>
-                <w:lang w:val="pl-PL" w:eastAsia="en-US" w:bidi="ar-SA"/>
-              </w:rPr>
-              <w:t>32</w:t>
-            </w:r>
-            <w:r>
-              <w:rPr>
-                <w:rFonts w:eastAsia="Calibri" w:cs=""/>
-                <w:i/>
-                <w:kern w:val="0"/>
-                <w:sz w:val="22"/>
-                <w:szCs w:val="22"/>
-                <w:lang w:val="pl-PL" w:eastAsia="en-US" w:bidi="ar-SA"/>
-              </w:rPr>
-              <w:t xml:space="preserve"> + DHT11 z serwerem</w:t>
+              <w:t>Dbałość o dobry odczyt danych i komunikację systemu ESP32 + DHT11 z serwerem</w:t>
             </w:r>
           </w:p>
         </w:tc>
@@ -2621,18 +2462,7 @@
                 <w:szCs w:val="22"/>
                 <w:lang w:val="pl-PL" w:eastAsia="en-US" w:bidi="ar-SA"/>
               </w:rPr>
-              <w:t xml:space="preserve">Redakcja pliku README.md na platformę GitHub, przygotowanie końcowej prezentacji, </w:t>
-            </w:r>
-            <w:r>
-              <w:rPr>
-                <w:rFonts w:eastAsia="Calibri" w:cs=""/>
-                <w:i/>
-                <w:kern w:val="0"/>
-                <w:sz w:val="22"/>
-                <w:szCs w:val="22"/>
-                <w:lang w:val="pl-PL" w:eastAsia="en-US" w:bidi="ar-SA"/>
-              </w:rPr>
-              <w:t>stworzenie grafiki przedstawiającej schemat połączeń pomiędzy ESP32 a DHT11</w:t>
+              <w:t>Redakcja pliku README.md na platformę GitHub, przygotowanie końcowej prezentacji, stworzenie grafiki przedstawiającej schemat połączeń pomiędzy ESP32 a DHT11</w:t>
             </w:r>
           </w:p>
         </w:tc>
@@ -2722,7 +2552,9 @@
               </w:rPr>
             </w:pPr>
             <w:r>
-              <w:rPr/>
+              <w:rPr>
+                <w:i/>
+              </w:rPr>
             </w:r>
           </w:p>
         </w:tc>
@@ -3157,7 +2989,7 @@
             <w:sz w:val="24"/>
             <w:szCs w:val="24"/>
           </w:rPr>
-          <w:t>2</w:t>
+          <w:t>3</w:t>
         </w:r>
         <w:r>
           <w:rPr>
@@ -3206,7 +3038,7 @@
             <w:sz w:val="24"/>
             <w:szCs w:val="24"/>
           </w:rPr>
-          <w:t>2</w:t>
+          <w:t>3</w:t>
         </w:r>
         <w:r>
           <w:rPr>
@@ -3289,7 +3121,7 @@
             <w:sz w:val="24"/>
             <w:szCs w:val="24"/>
           </w:rPr>
-          <w:t>2</w:t>
+          <w:t>3</w:t>
         </w:r>
         <w:r>
           <w:rPr>
@@ -3338,7 +3170,7 @@
             <w:sz w:val="24"/>
             <w:szCs w:val="24"/>
           </w:rPr>
-          <w:t>2</w:t>
+          <w:t>3</w:t>
         </w:r>
         <w:r>
           <w:rPr>
@@ -3832,7 +3664,7 @@
   </w:style>
   <w:style w:type="paragraph" w:styleId="Heading1">
     <w:name w:val="heading 1"/>
-    <w:basedOn w:val="Nagwekuser"/>
+    <w:basedOn w:val="Nagwek"/>
     <w:next w:val="BodyText"/>
     <w:qFormat/>
     <w:pPr>
@@ -3968,15 +3800,15 @@
       <w:rFonts w:cs="Arial"/>
     </w:rPr>
   </w:style>
-  <w:style w:type="paragraph" w:styleId="Gwkaistopkauser">
-    <w:name w:val="Główka i stopka (user)"/>
+  <w:style w:type="paragraph" w:styleId="Gwkaistopka">
+    <w:name w:val="Główka i stopka"/>
     <w:basedOn w:val="Normal"/>
     <w:qFormat/>
     <w:pPr/>
     <w:rPr/>
   </w:style>
-  <w:style w:type="paragraph" w:styleId="Gwkaistopka">
-    <w:name w:val="Główka i stopka"/>
+  <w:style w:type="paragraph" w:styleId="Gwkaistopkauser">
+    <w:name w:val="Główka i stopka (user)"/>
     <w:basedOn w:val="Normal"/>
     <w:qFormat/>
     <w:pPr/>
@@ -4037,8 +3869,8 @@
       <w:lang w:val="pl-PL" w:eastAsia="en-US" w:bidi="ar-SA"/>
     </w:rPr>
   </w:style>
-  <w:style w:type="numbering" w:styleId="Bezlistyuser" w:default="1">
-    <w:name w:val="Bez listy (user)"/>
+  <w:style w:type="numbering" w:styleId="Bezlisty" w:default="1">
+    <w:name w:val="Bez listy"/>
     <w:uiPriority w:val="99"/>
     <w:semiHidden/>
     <w:unhideWhenUsed/>
